--- a/Roteiro_Demonstracao_Ao_Vivo.docx
+++ b/Roteiro_Demonstracao_Ao_Vivo.docx
@@ -1147,7 +1147,7 @@
           <w:sz w:val="20"/>
           <w:szCs w:val="20"/>
         </w:rPr>
-        <w:t xml:space="preserve">"E o próximo passo já está encaminhado: o módulo de Despesas. A base de dados com o histórico de 2022 a 2026 já está carregada — falta só construir a tela para comparar gasto contra meta, mês a mês."</w:t>
+        <w:t xml:space="preserve">"Tudo isso foi construído em seis semanas e continua evoluindo: cada melhoria entra no ar assim que fica pronta, sem parar a operação e sem instalar nada nas máquinas da equipe."</w:t>
       </w:r>
     </w:p>
     <w:p>
